--- a/reports/r0186.docx
+++ b/reports/r0186.docx
@@ -45,7 +45,7 @@
           <w:color w:val="000000"/>
           <w:sz w:val="21"/>
         </w:rPr>
-        <w:t>■ 石家庄经济总量列河北省第二位，人均GDP约—万元、人均经济实力居省内中游，经济增速维持在6.00%左右、总体平稳；固定资产投资最新增速12.40%，经济运行总体平稳。【待补充：石家庄市的行政与战略定位、支柱产业及龙头企业（数据库未覆盖，需人工补充）】</w:t>
+        <w:t>■ 石家庄作为河北省省会，经济总量列河北省第二位，人均经济实力居省内中游，经济增速维持在6.00%左右、总体平稳；固定资产投资最新增速12.40%，经济运行总体平稳。</w:t>
       </w:r>
     </w:p>
     <w:p>
@@ -75,7 +75,7 @@
           <w:color w:val="000000"/>
           <w:sz w:val="21"/>
         </w:rPr>
-        <w:t>产业结构方面，2025年石家庄市三次产业结构为 。【待补充：支柱产业、主要龙头企业、对外贸易等定性描述（数据库未覆盖）】</w:t>
+        <w:t>产业结构方面，石家庄作为河北省省会，以生物医药、装备制造、纺织食品为支柱，聚集石药、华药等医药企业。</w:t>
       </w:r>
     </w:p>
     <w:p>
